--- a/rapports/16_02_2026/ALPHA_BALDE/coh_EQ22_sup_091201050006.docx
+++ b/rapports/16_02_2026/ALPHA_BALDE/coh_EQ22_sup_091201050006.docx
@@ -25,7 +25,7 @@
         <w:br/>
         <w:t>Grappe: 091201050006</w:t>
         <w:br/>
-        <w:t>Date: 16/02/2026 a 12:40</w:t>
+        <w:t>Date: 16/02/2026 a 12:58</w:t>
       </w:r>
     </w:p>
     <w:p/>

--- a/rapports/16_02_2026/ALPHA_BALDE/coh_EQ22_sup_091201050006.docx
+++ b/rapports/16_02_2026/ALPHA_BALDE/coh_EQ22_sup_091201050006.docx
@@ -25,7 +25,7 @@
         <w:br/>
         <w:t>Grappe: 091201050006</w:t>
         <w:br/>
-        <w:t>Date: 16/02/2026 a 12:58</w:t>
+        <w:t>Date: 16/02/2026 a 13:05</w:t>
       </w:r>
     </w:p>
     <w:p/>
@@ -188,6 +188,38 @@
                 <w:color w:val="FFFFFF"/>
               </w:rPr>
               <w:t>Nb erreurs</w:t>
+            </w:r>
+          </w:p>
+        </w:tc>
+      </w:tr>
+      <w:tr>
+        <w:tc>
+          <w:tcPr>
+            <w:tcW w:type="dxa" w:w="3324"/>
+          </w:tcPr>
+          <w:p>
+            <w:r>
+              <w:t>Section0</w:t>
+            </w:r>
+          </w:p>
+        </w:tc>
+        <w:tc>
+          <w:tcPr>
+            <w:tcW w:type="dxa" w:w="3324"/>
+          </w:tcPr>
+          <w:p>
+            <w:r>
+              <w:t>Identification et renseignements de controle</w:t>
+            </w:r>
+          </w:p>
+        </w:tc>
+        <w:tc>
+          <w:tcPr>
+            <w:tcW w:type="dxa" w:w="3324"/>
+          </w:tcPr>
+          <w:p>
+            <w:r>
+              <w:t>12</w:t>
             </w:r>
           </w:p>
         </w:tc>
@@ -359,6 +391,38 @@
           </w:tcPr>
           <w:p>
             <w:r>
+              <w:t>Section16c</w:t>
+            </w:r>
+          </w:p>
+        </w:tc>
+        <w:tc>
+          <w:tcPr>
+            <w:tcW w:type="dxa" w:w="3324"/>
+          </w:tcPr>
+          <w:p>
+            <w:r>
+              <w:t>Cultures</w:t>
+            </w:r>
+          </w:p>
+        </w:tc>
+        <w:tc>
+          <w:tcPr>
+            <w:tcW w:type="dxa" w:w="3324"/>
+          </w:tcPr>
+          <w:p>
+            <w:r>
+              <w:t>10</w:t>
+            </w:r>
+          </w:p>
+        </w:tc>
+      </w:tr>
+      <w:tr>
+        <w:tc>
+          <w:tcPr>
+            <w:tcW w:type="dxa" w:w="3324"/>
+          </w:tcPr>
+          <w:p>
+            <w:r>
               <w:t>Section19</w:t>
             </w:r>
           </w:p>
@@ -423,38 +487,6 @@
           </w:tcPr>
           <w:p>
             <w:r>
-              <w:t>Section16c</w:t>
-            </w:r>
-          </w:p>
-        </w:tc>
-        <w:tc>
-          <w:tcPr>
-            <w:tcW w:type="dxa" w:w="3324"/>
-          </w:tcPr>
-          <w:p>
-            <w:r>
-              <w:t>Cultures</w:t>
-            </w:r>
-          </w:p>
-        </w:tc>
-        <w:tc>
-          <w:tcPr>
-            <w:tcW w:type="dxa" w:w="3324"/>
-          </w:tcPr>
-          <w:p>
-            <w:r>
-              <w:t>9</w:t>
-            </w:r>
-          </w:p>
-        </w:tc>
-      </w:tr>
-      <w:tr>
-        <w:tc>
-          <w:tcPr>
-            <w:tcW w:type="dxa" w:w="3324"/>
-          </w:tcPr>
-          <w:p>
-            <w:r>
               <w:t>Section9b</w:t>
             </w:r>
           </w:p>
@@ -476,38 +508,6 @@
           <w:p>
             <w:r>
               <w:t>8</w:t>
-            </w:r>
-          </w:p>
-        </w:tc>
-      </w:tr>
-      <w:tr>
-        <w:tc>
-          <w:tcPr>
-            <w:tcW w:type="dxa" w:w="3324"/>
-          </w:tcPr>
-          <w:p>
-            <w:r>
-              <w:t>Section0</w:t>
-            </w:r>
-          </w:p>
-        </w:tc>
-        <w:tc>
-          <w:tcPr>
-            <w:tcW w:type="dxa" w:w="3324"/>
-          </w:tcPr>
-          <w:p>
-            <w:r>
-              <w:t>Identification et renseignements de controle</w:t>
-            </w:r>
-          </w:p>
-        </w:tc>
-        <w:tc>
-          <w:tcPr>
-            <w:tcW w:type="dxa" w:w="3324"/>
-          </w:tcPr>
-          <w:p>
-            <w:r>
-              <w:t>7</w:t>
             </w:r>
           </w:p>
         </w:tc>
@@ -900,7 +900,7 @@
         <w:br/>
         <w:t xml:space="preserve">- Peu probable! coly kital  n'arrive pas  à comprendre un petit texte lu dans une langue locale (s02q03). Veuillez corriger ou donner des explications au QG. Dans les milieux urbains c'est peu probable de voir une école dont les élèves ou étudiants ne dépensent pas en frais d'uniformes, prière de verifier pour coly kital et corriger ou confirmer avec le QG. </w:t>
         <w:br/>
-        <w:t xml:space="preserve">- Peu probable! coumba kital  n'arrive pas  à comprendre un petit texte lu dans une langue locale (s02q03). Veuillez corriger ou donner des explications au QG.  Incohérence ! le montant payé de coumba kital pour les frais de scolarité est très faible. veuillez, s'il vous plait, confirmer ces informations avec le QG ou apporter les corrections nécessaires. Dans les milieux urbains c'est peu probable de voir une école dont les élèves ou étudiants ne dépensent pas en frais d'uniformes, prière de verifier pour coumba kital et corriger ou confirmer avec le QG. </w:t>
+        <w:t xml:space="preserve">- Peu probable! coumba kital  n'arrive pas  à comprendre un petit texte lu dans une langue locale (s02q03). Veuillez corriger ou donner des explications au QG.  Incohérence ! le montant payé de coumba kital pour les frais de scolarité est très faible. veuillez, s'il vous plait, confirmer ces informations avec le QG ou apporter les corrections nécessaires. Dans les milieux urbains c'est peu probable de voir une école dont les élèves ou étudiants ne dépensent pas en frais d'uniformes, prière de verifier pour coumba kital et corriger ou confirmer avec le QG. Attention ! Le frais de scolarité (21000 Fcfa) de coumba kital en 3ème année de Primaire est relativement élevé par rapport aux autres frais de scolarités observés dans cette zone. Prière de corriger ou de confirmer avec le QG. </w:t>
         <w:br/>
         <w:t xml:space="preserve">- Peu probable! dioumacor kital  n'arrive pas  à comprendre un petit texte lu dans une langue locale (s02q03). Veuillez corriger ou donner des explications au QG. Peu probable! dioumacor kital  ne sait ni lire, ni écrire, ni comprendre dans aucune des langues  (s02q01,s02q02,s02q03). Veuillez corriger ou donner des explications au QG. La raison principale que dioumacor kital n'a pas été à l'école entre 2024/2025 est l’enfant est allé à lecole à 8ans car l’école est trés éloigner et semble exister dans les modalités, prière de prendre attache avec le QG pour plus d'explication afin de la classer bien. </w:t>
         <w:br/>
@@ -967,7 +967,7 @@
         <w:rPr>
           <w:sz w:val="20"/>
         </w:rPr>
-        <w:t>- Attention ! Le prix unitaire d'achat (25 Fcfa) de Ail en Sachets (Petit) est relativement faible par rapport aux autres prix observés dans cette zone. Prière de corriger ou de confirmer avec le QG. Attention ! Le prix unitaire d'achat (25 Fcfa) de Poivre en Sachets (Petit) est relativement faible par rapport aux autres prix observés dans cette zone. Prière de corriger ou de confirmer avec le QG. Avertissement!!! Le ménage a consommé 0.12 Kg taille unique de Farine de blé locale ou importée, cette quantité semble anormale pour une consommation des 7 derniers jours. prière de corriger ou de confirmer avec le QG. Incohérence!! Dans ce ménage, chaque individus consomme par jour 29.53041 Kg  de cereale; Prière de revoir les quantités prises de ces produits. Avertissement!!! Le ménage a consommé 10 Pièce Petit de Caramel, bonbons, confiseries, etc., cette quantité semble anormale pour une consommation des 7 derniers jours.Prière de corriger ou de confirmer avec le QG. Avertissement!!! Le ménage a consommé 12 Sachets Moyen de Sucre en poudre , cette quantité semble anormale pour une consommation des 7 derniers jours.Prière de corriger ou de confirmer avec le QG. Avertissement!!! Le ménage a consommé 3 Paquet Moyen de Thé en sachet, cette quantité semble anormale pour une consommation des 7 derniers jours.Prière de corriger ou de confirmer avec le QG. Avertissement!! le prix unitaire (100 Fcfa) de Thé en sachet (unité: Paquet) de taille Moyen est très faible ou élevé. Prière de corriger ou de confirmer avec le QG.</w:t>
+        <w:t>- Attention ! Le prix unitaire d'achat (25 Fcfa) de Ail en Sachets (Petit) est relativement faible par rapport aux autres prix observés dans cette zone. Prière de corriger ou de confirmer avec le QG. Attention ! Le prix unitaire d'achat (25 Fcfa) de Poivre en Sachets (Petit) est relativement faible par rapport aux autres prix observés dans cette zone. Prière de corriger ou de confirmer avec le QG. Attention ! Le prix unitaire d'achat (50 Fcfa) de Niébé/Haricots secs en Sachets (Petit) est relativement faible par rapport aux autres prix observés dans cette zone. Prière de corriger ou de confirmer avec le QG. Avertissement!!! Le ménage a consommé 0.12 Kg taille unique de Farine de blé locale ou importée, cette quantité semble anormale pour une consommation des 7 derniers jours. prière de corriger ou de confirmer avec le QG. Incohérence!! Dans ce ménage, chaque individus consomme par jour 55.45633 Kg  de cereale; Prière de revoir les quantités prises de ces produits. Avertissement!!! Le ménage a consommé 10 Pièce Petit de Caramel, bonbons, confiseries, etc., cette quantité semble anormale pour une consommation des 7 derniers jours.Prière de corriger ou de confirmer avec le QG. Avertissement!!! Le ménage a consommé 12 Sachets Moyen de Sucre en poudre , cette quantité semble anormale pour une consommation des 7 derniers jours.Prière de corriger ou de confirmer avec le QG. Avertissement!!! Le ménage a consommé 3 Paquet Moyen de Thé en sachet, cette quantité semble anormale pour une consommation des 7 derniers jours.Prière de corriger ou de confirmer avec le QG. Avertissement!! le prix unitaire (100 Fcfa) de Thé en sachet (unité: Paquet) de taille Moyen est très faible ou élevé. Prière de corriger ou de confirmer avec le QG.</w:t>
       </w:r>
     </w:p>
     <w:p>
@@ -1464,6 +1464,27 @@
           <w:color w:val="4672C4"/>
           <w:sz w:val="22"/>
         </w:rPr>
+        <w:t>&gt;&gt; Section0 - Identification et renseignements de controle</w:t>
+      </w:r>
+    </w:p>
+    <w:p>
+      <w:pPr>
+        <w:ind w:left="283"/>
+      </w:pPr>
+      <w:r>
+        <w:rPr>
+          <w:sz w:val="20"/>
+        </w:rPr>
+        <w:t>- Le questionnaire semble ne pas être complètement fini mais le questionnaire est en statut complet, prière de compléter le questionnaire.</w:t>
+      </w:r>
+    </w:p>
+    <w:p>
+      <w:r>
+        <w:rPr>
+          <w:b/>
+          <w:color w:val="4672C4"/>
+          <w:sz w:val="22"/>
+        </w:rPr>
         <w:t>&gt;&gt; Section1 - Caracteristiques des membres</w:t>
       </w:r>
     </w:p>
@@ -1506,13 +1527,13 @@
         <w:br/>
         <w:t xml:space="preserve">- Peu probable! FATOU BAKHOUM 30  n'arrive pas  à comprendre un petit texte lu dans une langue locale (s02q03). Veuillez corriger ou donner des explications au QG. </w:t>
         <w:br/>
-        <w:t xml:space="preserve">- Peu probable! MAMADOU KITANE 9  n'arrive pas  à comprendre un petit texte lu dans une langue locale (s02q03). Veuillez corriger ou donner des explications au QG.  Incohérence ! le montant payé de MAMADOU KITANE 9 pour les frais de scolarité est très faible. veuillez, s'il vous plait, confirmer ces informations avec le QG ou apporter les corrections nécessaires. Dans les milieux urbains c'est peu probable de voir une école dont les élèves ou étudiants ne dépensent pas en frais d'uniformes, prière de verifier pour MAMADOU KITANE 9 et corriger ou confirmer avec le QG. </w:t>
+        <w:t xml:space="preserve">- Peu probable! MAMADOU KITANE 9  n'arrive pas  à comprendre un petit texte lu dans une langue locale (s02q03). Veuillez corriger ou donner des explications au QG.  Incohérence ! le montant payé de MAMADOU KITANE 9 pour les frais de scolarité est très faible. veuillez, s'il vous plait, confirmer ces informations avec le QG ou apporter les corrections nécessaires. Dans les milieux urbains c'est peu probable de voir une école dont les élèves ou étudiants ne dépensent pas en frais d'uniformes, prière de verifier pour MAMADOU KITANE 9 et corriger ou confirmer avec le QG. Attention ! Le frais de scolarité (21000 Fcfa) de MAMADOU KITANE 9 en 3ème année de Primaire est relativement élevé par rapport aux autres frais de scolarités observés dans cette zone. Prière de corriger ou de confirmer avec le QG. </w:t>
         <w:br/>
-        <w:t xml:space="preserve">- Peu probable! MAMADOU NDIAYE 12  n'arrive pas  à comprendre un petit texte lu dans une langue locale (s02q03). Veuillez corriger ou donner des explications au QG.  Incohérence ! le montant payé de MAMADOU NDIAYE 12 pour les frais de scolarité est très faible. veuillez, s'il vous plait, confirmer ces informations avec le QG ou apporter les corrections nécessaires.  Incohérence ! seulement les écoles gouvermentales paient les cotisations (Gouvernement, communauté, ONG ou organisation humanitaire). veuillez, s'il vous plait, confirmer cette information de MAMADOU NDIAYE 12 avec le QG ou apporter les corrections nécessaires. Dans les milieux urbains c'est peu probable de voir une école dont les élèves ou étudiants ne dépensent pas en frais d'uniformes, prière de verifier pour MAMADOU NDIAYE 12 et corriger ou confirmer avec le QG. </w:t>
+        <w:t xml:space="preserve">- Peu probable! MAMADOU NDIAYE 12  n'arrive pas  à comprendre un petit texte lu dans une langue locale (s02q03). Veuillez corriger ou donner des explications au QG.  Incohérence ! le montant payé de MAMADOU NDIAYE 12 pour les frais de scolarité est très faible. veuillez, s'il vous plait, confirmer ces informations avec le QG ou apporter les corrections nécessaires.  Incohérence ! seulement les écoles gouvermentales paient les cotisations (Gouvernement, communauté, ONG ou organisation humanitaire). veuillez, s'il vous plait, confirmer cette information de MAMADOU NDIAYE 12 avec le QG ou apporter les corrections nécessaires. Dans les milieux urbains c'est peu probable de voir une école dont les élèves ou étudiants ne dépensent pas en frais d'uniformes, prière de verifier pour MAMADOU NDIAYE 12 et corriger ou confirmer avec le QG. Attention ! Le frais de scolarité (21000 Fcfa) de MAMADOU NDIAYE 12 en 3ème année de Primaire est relativement élevé par rapport aux autres frais de scolarités observés dans cette zone. Prière de corriger ou de confirmer avec le QG. </w:t>
         <w:br/>
         <w:t xml:space="preserve">- Peu probable! NDANE KITANE 7  n'arrive pas  à comprendre un petit texte lu dans une langue locale (s02q03). Veuillez corriger ou donner des explications au QG. Peu probable! NDANE KITANE 7  ne sait ni lire, ni écrire, ni comprendre dans aucune des langues  (s02q01,s02q02,s02q03). Veuillez corriger ou donner des explications au QG. Peu plausible NDANE KITANE 7 fréquente au minimum le fondamental 1 mais ne sait ni lire ni comprendre la langue française, prière de corriger ou de confirmer avec le QG merci.  Incohérence ! le montant payé de NDANE KITANE 7 pour les frais de scolarité est très faible. veuillez, s'il vous plait, confirmer ces informations avec le QG ou apporter les corrections nécessaires. Dans les milieux urbains c'est peu probable de voir une école dont les élèves ou étudiants ne dépensent pas en frais d'uniformes, prière de verifier pour NDANE KITANE 7 et corriger ou confirmer avec le QG. Attention ! Le frais de scolarité (21000 Fcfa) de NDANE KITANE 7 en 1ére année de Primaire est relativement élevé par rapport aux autres frais de scolarités observés dans cette zone. Prière de corriger ou de confirmer avec le QG. </w:t>
         <w:br/>
-        <w:t xml:space="preserve">- Peu probable! SEYNABOU SARR 16  n'arrive pas  à comprendre un petit texte lu dans une langue locale (s02q03). Veuillez corriger ou donner des explications au QG.  Incohérence ! le montant payé de SEYNABOU SARR 16 pour les frais de scolarité est très faible. veuillez, s'il vous plait, confirmer ces informations avec le QG ou apporter les corrections nécessaires.  Incohérence ! seulement les écoles gouvermentales paient les cotisations (Gouvernement, communauté, ONG ou organisation humanitaire). veuillez, s'il vous plait, confirmer cette information de SEYNABOU SARR 16 avec le QG ou apporter les corrections nécessaires. Dans les milieux urbains c'est peu probable de voir une école dont les élèves ou étudiants ne dépensent pas en frais d'uniformes, prière de verifier pour SEYNABOU SARR 16 et corriger ou confirmer avec le QG. </w:t>
+        <w:t xml:space="preserve">- Peu probable! SEYNABOU SARR 16  n'arrive pas  à comprendre un petit texte lu dans une langue locale (s02q03). Veuillez corriger ou donner des explications au QG.  Incohérence ! le montant payé de SEYNABOU SARR 16 pour les frais de scolarité est très faible. veuillez, s'il vous plait, confirmer ces informations avec le QG ou apporter les corrections nécessaires.  Incohérence ! seulement les écoles gouvermentales paient les cotisations (Gouvernement, communauté, ONG ou organisation humanitaire). veuillez, s'il vous plait, confirmer cette information de SEYNABOU SARR 16 avec le QG ou apporter les corrections nécessaires. Dans les milieux urbains c'est peu probable de voir une école dont les élèves ou étudiants ne dépensent pas en frais d'uniformes, prière de verifier pour SEYNABOU SARR 16 et corriger ou confirmer avec le QG. Attention ! Le frais de scolarité (21000 Fcfa) de SEYNABOU SARR 16 en 5ème année de Primaire est relativement élevé par rapport aux autres frais de scolarités observés dans cette zone. Prière de corriger ou de confirmer avec le QG. </w:t>
         <w:br/>
         <w:t>- Peu probable! TRA KITANE 6  n'arrive pas  à comprendre un petit texte lu dans une langue locale (s02q03). Veuillez corriger ou donner des explications au QG. Peu probable! TRA KITANE 6  ne sait ni lire, ni écrire, ni comprendre dans aucune des langues  (s02q01,s02q02,s02q03). Veuillez corriger ou donner des explications au QG.</w:t>
       </w:r>
@@ -1556,7 +1577,7 @@
         <w:rPr>
           <w:sz w:val="20"/>
         </w:rPr>
-        <w:t>- La dernière fois que vous avez acheté Biscuits est Dans un domicile et semble exister dans les modalités, prière de prendre attache avec le QG pour plus d'explication afin de la classer bien.  La dernière fois que vous avez acheté Cube alimentaire (Maggi, Jumbo, ) est Domicile et semble exister dans les modalités, prière de prendre attache avec le QG pour plus d'explication afin de la classer bien.  La dernière fois que vous avez acheté Jus de fruits type 1 (orange, ananas, bissap, gingembre, jus de cajou, etc.) est Domicile et semble exister dans les modalités, prière de prendre attache avec le QG pour plus d'explication afin de la classer bien.  La dernière fois que vous avez acheté Oignon frais est Domicile et semble exister dans les modalités, prière de prendre attache avec le QG pour plus d'explication afin de la classer bien.  La dernière fois que vous avez acheté Piment séché est domicile et semble exister dans les modalités, prière de prendre attache avec le QG pour plus d'explication afin de la classer bien.  La dernière fois que vous avez acheté Poivre est Domicile et semble exister dans les modalités, prière de prendre attache avec le QG pour plus d'explication afin de la classer bien. Attention ! Le prix unitaire d'achat (600 Fcfa) de Huile de soja  en Litre (taille unique) est relativement faible par rapport aux autres prix observés dans cette zone. Prière de corriger ou de confirmer avec le QG.  La dernière fois que vous avez acheté Huile de soja  est domicile et semble exister dans les modalités, prière de prendre attache avec le QG pour plus d'explication afin de la classer bien. Attention ! Le prix unitaire d'achat (700 Fcfa) de Sucre en poudre  en Kg (taille unique) est relativement élevé par rapport aux autres prix observés dans cette zone. Prière de corriger ou de confirmer avec le QG. Avertissement!!! Le ménage a consommé 7 Paquet Petit de Thé en sachet, cette quantité semble anormale pour une consommation des 7 derniers jours.Prière de corriger ou de confirmer avec le QG. Avertissement!! le prix unitaire (100 Fcfa) de Thé en sachet (unité: Paquet) de taille Petit est très faible ou élevé. Prière de corriger ou de confirmer avec le QG.  La dernière fois que vous avez acheté Thé en sachet est Domicile et semble exister dans les modalités, prière de prendre attache avec le QG pour plus d'explication afin de la classer bien. Incohérence!! Dans ce ménage, chaque individus consomme par jour 30.27 Kg  de cereale; Prière de revoir les quantités prises de ces produits. Incohérence!! Dans ce ménage, chaque individus consomme par jour 30.27 Kg  de cereale; Prière de revoir les quantités prises de ces produits.</w:t>
+        <w:t>- La dernière fois que vous avez acheté Biscuits est Dans un domicile et semble exister dans les modalités, prière de prendre attache avec le QG pour plus d'explication afin de la classer bien.  La dernière fois que vous avez acheté Cube alimentaire (Maggi, Jumbo, ) est Domicile et semble exister dans les modalités, prière de prendre attache avec le QG pour plus d'explication afin de la classer bien.  La dernière fois que vous avez acheté Huile de soja  est domicile et semble exister dans les modalités, prière de prendre attache avec le QG pour plus d'explication afin de la classer bien.  La dernière fois que vous avez acheté Jus de fruits type 1 (orange, ananas, bissap, gingembre, jus de cajou, etc.) est Domicile et semble exister dans les modalités, prière de prendre attache avec le QG pour plus d'explication afin de la classer bien.  La dernière fois que vous avez acheté Oignon frais est Domicile et semble exister dans les modalités, prière de prendre attache avec le QG pour plus d'explication afin de la classer bien.  La dernière fois que vous avez acheté Piment séché est domicile et semble exister dans les modalités, prière de prendre attache avec le QG pour plus d'explication afin de la classer bien.  La dernière fois que vous avez acheté Poivre est Domicile et semble exister dans les modalités, prière de prendre attache avec le QG pour plus d'explication afin de la classer bien. Attention ! Le prix unitaire d'achat (700 Fcfa) de Sucre en poudre  en Kg (taille unique) est relativement élevé par rapport aux autres prix observés dans cette zone. Prière de corriger ou de confirmer avec le QG. Avertissement!!! Le ménage a consommé 7 Paquet Petit de Thé en sachet, cette quantité semble anormale pour une consommation des 7 derniers jours.Prière de corriger ou de confirmer avec le QG. Avertissement!! le prix unitaire (100 Fcfa) de Thé en sachet (unité: Paquet) de taille Petit est très faible ou élevé. Prière de corriger ou de confirmer avec le QG.  La dernière fois que vous avez acheté Thé en sachet est Domicile et semble exister dans les modalités, prière de prendre attache avec le QG pour plus d'explication afin de la classer bien. Incohérence!! Dans ce ménage, chaque individus consomme par jour 48.86127 Kg  de cereale; Prière de revoir les quantités prises de ces produits. Incohérence!! Dans ce ménage, chaque individus consomme par jour 48.86127 Kg  de cereale; Prière de revoir les quantités prises de ces produits.</w:t>
       </w:r>
     </w:p>
     <w:p>
@@ -1598,7 +1619,9 @@
         <w:rPr>
           <w:sz w:val="20"/>
         </w:rPr>
-        <w:t>- La dernière fois que vous avez acheté Frais de mouture des céréales est MOULIN et semble exister dans les modalités, prière de prendre attache avec le QG pour plus d'explication afin de la classer bien.</w:t>
+        <w:t xml:space="preserve">- La dernière fois que vous avez acheté Bois de chauffe ramassé/coupé (estimer la valeur) est brousse et semble exister dans les modalités, prière de prendre attache avec le QG pour plus d'explication afin de la classer bien. </w:t>
+        <w:br/>
+        <w:t>-  La dernière fois que vous avez acheté Frais de mouture des céréales est MOULIN et semble exister dans les modalités, prière de prendre attache avec le QG pour plus d'explication afin de la classer bien.</w:t>
       </w:r>
     </w:p>
     <w:p>
@@ -2078,6 +2101,27 @@
           <w:color w:val="4672C4"/>
           <w:sz w:val="22"/>
         </w:rPr>
+        <w:t>&gt;&gt; Section0 - Identification et renseignements de controle</w:t>
+      </w:r>
+    </w:p>
+    <w:p>
+      <w:pPr>
+        <w:ind w:left="283"/>
+      </w:pPr>
+      <w:r>
+        <w:rPr>
+          <w:sz w:val="20"/>
+        </w:rPr>
+        <w:t>- Le questionnaire semble ne pas être complètement fini mais le questionnaire est en statut complet, prière de compléter le questionnaire.</w:t>
+      </w:r>
+    </w:p>
+    <w:p>
+      <w:r>
+        <w:rPr>
+          <w:b/>
+          <w:color w:val="4672C4"/>
+          <w:sz w:val="22"/>
+        </w:rPr>
         <w:t>&gt;&gt; Section1 - Caracteristiques des membres</w:t>
       </w:r>
     </w:p>
@@ -2187,7 +2231,7 @@
         <w:rPr>
           <w:sz w:val="20"/>
         </w:rPr>
-        <w:t>- La dernière fois que vous avez acheté Ail est un domicile et semble exister dans les modalités, prière de prendre attache avec le QG pour plus d'explication afin de la classer bien.  La dernière fois que vous avez acheté Biscuits est Dans un domicile et semble exister dans les modalités, prière de prendre attache avec le QG pour plus d'explication afin de la classer bien.  La dernière fois que vous avez acheté Concentré de tomate est domicile et semble exister dans les modalités, prière de prendre attache avec le QG pour plus d'explication afin de la classer bien.  La dernière fois que vous avez acheté Cube alimentaire (Maggi, Jumbo, ) est Domicile et semble exister dans les modalités, prière de prendre attache avec le QG pour plus d'explication afin de la classer bien.  La dernière fois que vous avez acheté Oignon frais est domicile et semble exister dans les modalités, prière de prendre attache avec le QG pour plus d'explication afin de la classer bien.  La dernière fois que vous avez acheté Piment séché est Un domicile et semble exister dans les modalités, prière de prendre attache avec le QG pour plus d'explication afin de la classer bien.  La dernière fois que vous avez acheté Poisson de mer séché (yayeboye) est Domicile et semble exister dans les modalités, prière de prendre attache avec le QG pour plus d'explication afin de la classer bien.  La dernière fois que vous avez acheté Poivre est Domicile et semble exister dans les modalités, prière de prendre attache avec le QG pour plus d'explication afin de la classer bien. Attention ! Le prix unitaire d'achat (2000 Fcfa) de Mâchoiron séchée (Kon) en Kg (taille unique) est relativement élevé par rapport aux autres prix observés dans cette zone. Prière de corriger ou de confirmer avec le QG. Attention ! Le prix unitaire d'achat (700 Fcfa) de Sucre en poudre  en Kg (taille unique) est relativement élevé par rapport aux autres prix observés dans cette zone. Prière de corriger ou de confirmer avec le QG.  La dernière fois que vous avez acheté Sucre en poudre  est un domicile et semble exister dans les modalités, prière de prendre attache avec le QG pour plus d'explication afin de la classer bien. Avertissement!!! Le ménage a consommé 7 Paquet Petit de Thé en sachet, cette quantité semble anormale pour une consommation des 7 derniers jours.Prière de corriger ou de confirmer avec le QG. Avertissement!! le prix unitaire (125 Fcfa) de Thé en sachet (unité: Paquet) de taille Petit est très faible ou élevé. Prière de corriger ou de confirmer avec le QG.  La dernière fois que vous avez acheté Thé en sachet est Domicile et semble exister dans les modalités, prière de prendre attache avec le QG pour plus d'explication afin de la classer bien. Incohérence!! Dans ce ménage, chaque individus consomme par jour 37.70833 Kg  de cereale; Prière de revoir les quantités prises de ces produits. Incohérence!! Dans ce ménage, chaque individus consomme par jour 37.70833 Kg  de cereale; Prière de revoir les quantités prises de ces produits.</w:t>
+        <w:t>- La dernière fois que vous avez acheté Ail est un domicile et semble exister dans les modalités, prière de prendre attache avec le QG pour plus d'explication afin de la classer bien.  La dernière fois que vous avez acheté Biscuits est Dans un domicile et semble exister dans les modalités, prière de prendre attache avec le QG pour plus d'explication afin de la classer bien.  La dernière fois que vous avez acheté Concentré de tomate est domicile et semble exister dans les modalités, prière de prendre attache avec le QG pour plus d'explication afin de la classer bien.  La dernière fois que vous avez acheté Cube alimentaire (Maggi, Jumbo, ) est Domicile et semble exister dans les modalités, prière de prendre attache avec le QG pour plus d'explication afin de la classer bien.  La dernière fois que vous avez acheté Oignon frais est domicile et semble exister dans les modalités, prière de prendre attache avec le QG pour plus d'explication afin de la classer bien.  La dernière fois que vous avez acheté Piment séché est Un domicile et semble exister dans les modalités, prière de prendre attache avec le QG pour plus d'explication afin de la classer bien.  La dernière fois que vous avez acheté Poisson de mer séché (yayeboye) est Domicile et semble exister dans les modalités, prière de prendre attache avec le QG pour plus d'explication afin de la classer bien.  La dernière fois que vous avez acheté Poivre est Domicile et semble exister dans les modalités, prière de prendre attache avec le QG pour plus d'explication afin de la classer bien. Attention ! Le prix unitaire d'achat (2000 Fcfa) de Mâchoiron séchée (Kon) en Kg (taille unique) est relativement élevé par rapport aux autres prix observés dans cette zone. Prière de corriger ou de confirmer avec le QG. Attention ! Le prix unitaire d'achat (700 Fcfa) de Sucre en poudre  en Kg (taille unique) est relativement élevé par rapport aux autres prix observés dans cette zone. Prière de corriger ou de confirmer avec le QG.  La dernière fois que vous avez acheté Sucre en poudre  est un domicile et semble exister dans les modalités, prière de prendre attache avec le QG pour plus d'explication afin de la classer bien. Avertissement!!! Le ménage a consommé 7 Paquet Petit de Thé en sachet, cette quantité semble anormale pour une consommation des 7 derniers jours.Prière de corriger ou de confirmer avec le QG. Avertissement!! le prix unitaire (125 Fcfa) de Thé en sachet (unité: Paquet) de taille Petit est très faible ou élevé. Prière de corriger ou de confirmer avec le QG.  La dernière fois que vous avez acheté Thé en sachet est Domicile et semble exister dans les modalités, prière de prendre attache avec le QG pour plus d'explication afin de la classer bien. Incohérence!! Dans ce ménage, chaque individus consomme par jour 63.81548 Kg  de cereale; Prière de revoir les quantités prises de ces produits. Incohérence!! Dans ce ménage, chaque individus consomme par jour 63.81548 Kg  de cereale; Prière de revoir les quantités prises de ces produits.</w:t>
       </w:r>
     </w:p>
     <w:p>
@@ -2862,7 +2906,7 @@
         <w:rPr>
           <w:sz w:val="20"/>
         </w:rPr>
-        <w:t>- Attention ! Le prix unitaire d'achat (250 Fcfa) de Piment séché en Sachets (Moyen) est relativement élevé par rapport aux autres prix observés dans cette zone. Prière de corriger ou de confirmer avec le QG. Attention ! Le prix unitaire d'achat (50 Fcfa) de Tomate fraîche en Sachets (Petit) est relativement faible par rapport aux autres prix observés dans cette zone. Prière de corriger ou de confirmer avec le QG. Avertissement!!! Le ménage a consommé 3 Paquet Petit de Thé en sachet, cette quantité semble anormale pour une consommation des 7 derniers jours.Prière de corriger ou de confirmer avec le QG. Avertissement!! le prix unitaire (125 Fcfa) de Thé en sachet (unité: Paquet) de taille Petit est très faible ou élevé. Prière de corriger ou de confirmer avec le QG. Avertissement!!! Le ménage a consommé 8 Pièce Moyen de Mâchoiron séchée (Kon), cette quantité semble anormale pour une consommation des 7 derniers jours.Prière de corriger ou de confirmer avec le QG. Incohérence!! Dans ce ménage, chaque individus consomme par jour 56.16286 Kg  de cereale; Prière de revoir les quantités prises de ces produits. Attention ! Le prix unitaire d'achat (300 Fcfa) de Maïs en grain en Kg (taille unique) est relativement élevé par rapport aux autres prix observés dans cette zone. Prière de corriger ou de confirmer avec le QG.</w:t>
+        <w:t>- Attention ! Le prix unitaire d'achat (250 Fcfa) de Piment séché en Sachets (Moyen) est relativement élevé par rapport aux autres prix observés dans cette zone. Prière de corriger ou de confirmer avec le QG. Attention ! Le prix unitaire d'achat (50 Fcfa) de Tomate fraîche en Sachets (Petit) est relativement faible par rapport aux autres prix observés dans cette zone. Prière de corriger ou de confirmer avec le QG. Avertissement!!! Le ménage a consommé 3 Paquet Petit de Thé en sachet, cette quantité semble anormale pour une consommation des 7 derniers jours.Prière de corriger ou de confirmer avec le QG. Avertissement!! le prix unitaire (125 Fcfa) de Thé en sachet (unité: Paquet) de taille Petit est très faible ou élevé. Prière de corriger ou de confirmer avec le QG. Avertissement!!! Le ménage a consommé 8 Pièce Moyen de Mâchoiron séchée (Kon), cette quantité semble anormale pour une consommation des 7 derniers jours.Prière de corriger ou de confirmer avec le QG. Incohérence!! Dans ce ménage, chaque individus consomme par jour 99.28285 Kg  de cereale; Prière de revoir les quantités prises de ces produits.</w:t>
       </w:r>
     </w:p>
     <w:p>
@@ -2947,27 +2991,6 @@
           <w:sz w:val="20"/>
         </w:rPr>
         <w:t>- Le temps mis (en heure et en minute) pour s'approvisionner en eau de boisson une fois à la source est  5 fois plus élevé que le temps mis (en minutes) pour se rendre à la principale source d'approvisionnement en eau de boisson, prière de corriger. Comment votre ménage se débarrasse-t-il de ses ordures ménagères, prière de classer ces autres à preciser car ils existent dejà. Avertissement!! Le ménage (vit en milieu urbain) se débarrasse de ses ordures ménagères soit par le Dépotoir sauvage, brûle et enterre, prière de corriger ou confirmer avec le QG.  Le ménage se débarrasse de ses ordures ménagères avec verser dans un coin pour les champs et semble exister dans les modalités, prière de prendre attache avec le QG pour plus d'explication afin de la classer bien.  Le principal mode d'évacuation des eaux usées du ménage est verser là où on verse les ordures ménagères pour les champs et semble exister dans les modalités, prière de prendre attache avec le QG pour plus d'explication afin de la classer bien.</w:t>
-      </w:r>
-    </w:p>
-    <w:p>
-      <w:r>
-        <w:rPr>
-          <w:b/>
-          <w:color w:val="4672C4"/>
-          <w:sz w:val="22"/>
-        </w:rPr>
-        <w:t>&gt;&gt; Section13a - Transferts recus</w:t>
-      </w:r>
-    </w:p>
-    <w:p>
-      <w:pPr>
-        <w:ind w:left="283"/>
-      </w:pPr>
-      <w:r>
-        <w:rPr>
-          <w:sz w:val="20"/>
-        </w:rPr>
-        <w:t>- L'enquêteur prière de fournir d'effort pour avoir le niveau d'étude et l'âge de celui qui a envoyé/donné de l'argent dans la section 13a (Transfert reçu). L'âge de celui qui a envoyé/donné de l'argent dans la section 13a (Transfert reçu) semble  élévé, prière de corriger ou confirmer ave le QG.</w:t>
       </w:r>
     </w:p>
     <w:p>
@@ -3013,32 +3036,11 @@
         <w:br/>
         <w:t xml:space="preserve">- Avertissement!! La parcelle a comme nom (parcelle niary yone you ndawi1) qui ne semble pas être un bon nom ou contient des lettres, prière de mettre le vrai nom de la parcelle. La superficie de la parcelle parcelle niary yone you ndawi1 selon les mesures GPS est de 914 hectare qui semble élevé ou faible, prière de corriger. </w:t>
         <w:br/>
+        <w:t xml:space="preserve">- La quantité d'utilisation de Super simple dans la parcelle parcelle yonou sarare est de 150 Kilogramme et semble élevé, prière de corriger. La superficie de la parcelle parcelle yonou sarare selon les mesures GPS est de 16307 hectare qui semble élevé ou faible, prière de corriger. </w:t>
+        <w:br/>
         <w:t xml:space="preserve">- La superficie de la parcelle parcelle guinaw keurgui selon les mesures GPS est de 4842 hectare qui semble élevé ou faible, prière de corriger. </w:t>
         <w:br/>
-        <w:t xml:space="preserve">- La superficie de la parcelle parcelle yare gouye selon les mesures GPS est de 10539 hectare qui semble élevé ou faible, prière de corriger. </w:t>
-        <w:br/>
-        <w:t>- La superficie de la parcelle parcelle yonou sarare selon les mesures GPS est de 16307 hectare qui semble élevé ou faible, prière de corriger.</w:t>
-      </w:r>
-    </w:p>
-    <w:p>
-      <w:r>
-        <w:rPr>
-          <w:b/>
-          <w:color w:val="4672C4"/>
-          <w:sz w:val="22"/>
-        </w:rPr>
-        <w:t>&gt;&gt; Section16b - Couts des intrants agricoles</w:t>
-      </w:r>
-    </w:p>
-    <w:p>
-      <w:pPr>
-        <w:ind w:left="283"/>
-      </w:pPr>
-      <w:r>
-        <w:rPr>
-          <w:sz w:val="20"/>
-        </w:rPr>
-        <w:t>- Quantité totale de [INTRANT] utilisée trop élevé, veuillez vérifier.</w:t>
+        <w:t>- La superficie de la parcelle parcelle yare gouye selon les mesures GPS est de 10539 hectare qui semble élevé ou faible, prière de corriger.</w:t>
       </w:r>
     </w:p>
     <w:p>
@@ -3415,6 +3417,27 @@
           <w:color w:val="4672C4"/>
           <w:sz w:val="22"/>
         </w:rPr>
+        <w:t>&gt;&gt; Section0 - Identification et renseignements de controle</w:t>
+      </w:r>
+    </w:p>
+    <w:p>
+      <w:pPr>
+        <w:ind w:left="283"/>
+      </w:pPr>
+      <w:r>
+        <w:rPr>
+          <w:sz w:val="20"/>
+        </w:rPr>
+        <w:t>- Le questionnaire semble ne pas être complètement fini mais le questionnaire est en statut complet, prière de compléter le questionnaire.</w:t>
+      </w:r>
+    </w:p>
+    <w:p>
+      <w:r>
+        <w:rPr>
+          <w:b/>
+          <w:color w:val="4672C4"/>
+          <w:sz w:val="22"/>
+        </w:rPr>
         <w:t>&gt;&gt; Section1 - Caracteristiques des membres</w:t>
       </w:r>
     </w:p>
@@ -3491,7 +3514,7 @@
         <w:rPr>
           <w:sz w:val="20"/>
         </w:rPr>
-        <w:t>- Attention ! Le prix unitaire d'achat (700 Fcfa) de Sucre en poudre  en Kg (taille unique) est relativement élevé par rapport aux autres prix observés dans cette zone. Prière de corriger ou de confirmer avec le QG. Avertissement!!! Le ménage a consommé 7 Paquet Petit de Thé en sachet, cette quantité semble anormale pour une consommation des 7 derniers jours.Prière de corriger ou de confirmer avec le QG. Avertissement!! le prix unitaire (100 Fcfa) de Thé en sachet (unité: Paquet) de taille Petit est très faible ou élevé. Prière de corriger ou de confirmer avec le QG. Incohérence!! Dans ce ménage, chaque individus consomme par jour 113.6543 Kg  de cereale; Prière de revoir les quantités prises de ces produits. Incohérence!! Dans ce ménage, chaque individus consomme par jour 113.6543 Kg  de cereale; Prière de revoir les quantités prises de ces produits.</w:t>
+        <w:t>- Attention ! Le prix unitaire d'achat (700 Fcfa) de Sucre en poudre  en Kg (taille unique) est relativement élevé par rapport aux autres prix observés dans cette zone. Prière de corriger ou de confirmer avec le QG. Avertissement!!! Le ménage a consommé 7 Paquet Petit de Thé en sachet, cette quantité semble anormale pour une consommation des 7 derniers jours.Prière de corriger ou de confirmer avec le QG. Avertissement!! le prix unitaire (100 Fcfa) de Thé en sachet (unité: Paquet) de taille Petit est très faible ou élevé. Prière de corriger ou de confirmer avec le QG. Incohérence!! Dans ce ménage, chaque individus consomme par jour 215.4664 Kg  de cereale; Prière de revoir les quantités prises de ces produits. Incohérence!! Dans ce ménage, chaque individus consomme par jour 215.4664 Kg  de cereale; Prière de revoir les quantités prises de ces produits.</w:t>
       </w:r>
     </w:p>
     <w:p>
@@ -4554,6 +4577,27 @@
           <w:color w:val="4672C4"/>
           <w:sz w:val="22"/>
         </w:rPr>
+        <w:t>&gt;&gt; Section0 - Identification et renseignements de controle</w:t>
+      </w:r>
+    </w:p>
+    <w:p>
+      <w:pPr>
+        <w:ind w:left="283"/>
+      </w:pPr>
+      <w:r>
+        <w:rPr>
+          <w:sz w:val="20"/>
+        </w:rPr>
+        <w:t>- Le questionnaire semble ne pas être complètement fini mais le questionnaire est en statut complet, prière de compléter le questionnaire.</w:t>
+      </w:r>
+    </w:p>
+    <w:p>
+      <w:r>
+        <w:rPr>
+          <w:b/>
+          <w:color w:val="4672C4"/>
+          <w:sz w:val="22"/>
+        </w:rPr>
         <w:t>&gt;&gt; Section1 - Caracteristiques des membres</w:t>
       </w:r>
     </w:p>
@@ -4742,7 +4786,7 @@
         <w:rPr>
           <w:sz w:val="20"/>
         </w:rPr>
-        <w:t>- Attention ! Le prix unitaire d'achat (100 Fcfa) de Piment frais en Pièce (Moyen) est relativement élevé par rapport aux autres prix observés dans cette zone. Prière de corriger ou de confirmer avec le QG. Attention ! Le prix unitaire d'achat (125 Fcfa) de Café moulu en Sachets industriel (Moyen) est relativement faible par rapport aux autres prix observés dans cette zone. Prière de corriger ou de confirmer avec le QG. Avertissement!!! Le ménage a consommé 7 Paquet Petit de Thé en sachet, cette quantité semble anormale pour une consommation des 7 derniers jours.Prière de corriger ou de confirmer avec le QG. Avertissement!! le prix unitaire (100 Fcfa) de Thé en sachet (unité: Paquet) de taille Petit est très faible ou élevé. Prière de corriger ou de confirmer avec le QG. Avertissement!!!Le ménage a consommé 52 Boite de tomate/Pot de Moyen de Mil  ce qui semble incoherent pour une consommation aucours des 7 derniers jours, prière de verifier et corriger. Le prix d'achat unitaire (175 Fcfa) de Sucre en poudre  en Kg de taille  taille unique  est très faible, prière de regarder les reponses prises dans les questions s07bq07a s07bq07b s07bq07c s07bq08 pour mieux corriger. Attention ! Le prix unitaire d'achat (175 Fcfa) de Sucre en poudre  en Kg (taille unique) est relativement faible par rapport aux autres prix observés dans cette zone. Prière de corriger ou de confirmer avec le QG.</w:t>
+        <w:t>- Attention ! Le prix unitaire d'achat (100 Fcfa) de Citron en Pièce (Moyen) est relativement élevé par rapport aux autres prix observés dans cette zone. Prière de corriger ou de confirmer avec le QG. Attention ! Le prix unitaire d'achat (100 Fcfa) de Piment frais en Pièce (Moyen) est relativement élevé par rapport aux autres prix observés dans cette zone. Prière de corriger ou de confirmer avec le QG. Avertissement!!! Le ménage a consommé 7 Paquet Petit de Thé en sachet, cette quantité semble anormale pour une consommation des 7 derniers jours.Prière de corriger ou de confirmer avec le QG. Avertissement!! le prix unitaire (100 Fcfa) de Thé en sachet (unité: Paquet) de taille Petit est très faible ou élevé. Prière de corriger ou de confirmer avec le QG. Avertissement!!!Le ménage a consommé 52 Boite de tomate/Pot de Moyen de Mil  ce qui semble incoherent pour une consommation aucours des 7 derniers jours, prière de verifier et corriger. Le prix d'achat unitaire (175 Fcfa) de Sucre en poudre  en Kg de taille  taille unique  est très faible, prière de regarder les reponses prises dans les questions s07bq07a s07bq07b s07bq07c s07bq08 pour mieux corriger. Attention ! Le prix unitaire d'achat (175 Fcfa) de Sucre en poudre  en Kg (taille unique) est relativement faible par rapport aux autres prix observés dans cette zone. Prière de corriger ou de confirmer avec le QG.</w:t>
       </w:r>
     </w:p>
     <w:p>
@@ -4868,8 +4912,6 @@
         <w:rPr>
           <w:sz w:val="20"/>
         </w:rPr>
-        <w:t xml:space="preserve">- Attention ! Matelas simple a été revendu à 100000 Fcfa qui est relativement élevé par rapport aux autres prix de revente observés dans cette zone. Prière de corriger ou de confirmer avec le QG. </w:t>
-        <w:br/>
         <w:t>- Le prix de revente de l'article  Tapis ne doit pas être égal 0 même si le ménage l'a reçu en cadeau prière de leurs aider à faire une estimations.</w:t>
       </w:r>
     </w:p>
@@ -5356,34 +5398,13 @@
         <w:rPr>
           <w:sz w:val="20"/>
         </w:rPr>
-        <w:t xml:space="preserve">- Dans les milieux urbains c'est peu probable de voir une école dont les élèves ou étudiants ne dépensent pas en frais d'uniformes, prière de verifier pour Alpha Diouf et corriger ou confirmer avec le QG. </w:t>
+        <w:t xml:space="preserve">- Dans les milieux urbains c'est peu probable de voir une école dont les élèves ou étudiants ne dépensent pas en frais d'uniformes, prière de verifier pour Alpha Diouf et corriger ou confirmer avec le QG. Attention ! Le frais de scolarité (6000 Fcfa) de Alpha Diouf en 3ème année de Secondaire 1 (Moyen) Général est relativement élevé par rapport aux autres frais de scolarités observés dans cette zone. Prière de corriger ou de confirmer avec le QG. </w:t>
         <w:br/>
         <w:t xml:space="preserve">- Peu probable! Gnilane Diouf  n'arrive pas  à comprendre un petit texte lu dans une langue locale (s02q03). Veuillez corriger ou donner des explications au QG. Peu probable! Gnilane Diouf  ne sait ni lire, ni écrire, ni comprendre dans aucune des langues  (s02q01,s02q02,s02q03). Veuillez corriger ou donner des explications au QG. </w:t>
         <w:br/>
         <w:t xml:space="preserve">- Peu probable! Mamadou Diouf  n'arrive pas  à comprendre un petit texte lu dans une langue locale (s02q03). Veuillez corriger ou donner des explications au QG. </w:t>
         <w:br/>
         <w:t>- Peu probable! Mamadou Faye  n'arrive pas  à comprendre un petit texte lu dans une langue locale (s02q03). Veuillez corriger ou donner des explications au QG.</w:t>
-      </w:r>
-    </w:p>
-    <w:p>
-      <w:r>
-        <w:rPr>
-          <w:b/>
-          <w:color w:val="4672C4"/>
-          <w:sz w:val="22"/>
-        </w:rPr>
-        <w:t>&gt;&gt; Section3 - Sante</w:t>
-      </w:r>
-    </w:p>
-    <w:p>
-      <w:pPr>
-        <w:ind w:left="283"/>
-      </w:pPr>
-      <w:r>
-        <w:rPr>
-          <w:sz w:val="20"/>
-        </w:rPr>
-        <w:t>- Le montant(15000 FCFA) des dépenses pour chaque visite prénatale de sokhna Faye semble faible (voir nul) ou élevé, prière de corriger.</w:t>
       </w:r>
     </w:p>
     <w:p>
@@ -5420,27 +5441,6 @@
           <w:color w:val="4672C4"/>
           <w:sz w:val="22"/>
         </w:rPr>
-        <w:t>&gt;&gt; Section4b - Emploi - Activite principale</w:t>
-      </w:r>
-    </w:p>
-    <w:p>
-      <w:pPr>
-        <w:ind w:left="283"/>
-      </w:pPr>
-      <w:r>
-        <w:rPr>
-          <w:sz w:val="20"/>
-        </w:rPr>
-        <w:t>- ||  ||</w:t>
-      </w:r>
-    </w:p>
-    <w:p>
-      <w:r>
-        <w:rPr>
-          <w:b/>
-          <w:color w:val="4672C4"/>
-          <w:sz w:val="22"/>
-        </w:rPr>
         <w:t>&gt;&gt; Section7b - Consommation alimentaire - 7 jours</w:t>
       </w:r>
     </w:p>
@@ -5515,7 +5515,7 @@
         <w:rPr>
           <w:sz w:val="20"/>
         </w:rPr>
-        <w:t>- Comment votre ménage se débarrasse-t-il de ses ordures ménagères, prière de classer ces autres à preciser car ils existent dejà. Avertissement!! Le ménage (vit en milieu urbain) se débarrasse de ses ordures ménagères soit par le Dépotoir sauvage, brûle et enterre, prière de corriger ou confirmer avec le QG.  La principale  source d'éclairage du logement du ménage est le voisin lui a offert une fille et semble exister dans les modalités, prière de prendre attache avec le QG pour plus d'explication afin de la classer bien.  Le ménage se débarrasse de ses ordures ménagères avec a mettre dans les sacs pour les champs et les plastiques les brûler et semble exister dans les modalités, prière de prendre attache avec le QG pour plus d'explication afin de la classer bien.  Le principal mode d'évacuation des eaux usées du ménage est un coin dans la concession et semble exister dans les modalités, prière de prendre attache avec le QG pour plus d'explication afin de la classer bien.</w:t>
+        <w:t>- Comment votre ménage se débarrasse-t-il de ses ordures ménagères, prière de classer ces autres à preciser car ils existent dejà. Avertissement!! Le ménage (vit en milieu urbain) se débarrasse de ses ordures ménagères soit par le Dépotoir sauvage, brûle et enterre, prière de corriger ou confirmer avec le QG.  La principale  source d'éclairage du logement du ménage est le voisin lui a offert un fil et semble exister dans les modalités, prière de prendre attache avec le QG pour plus d'explication afin de la classer bien.  Le ménage se débarrasse de ses ordures ménagères avec a mettre dans les sacs pour les champs et les plastiques les brûler et semble exister dans les modalités, prière de prendre attache avec le QG pour plus d'explication afin de la classer bien.  Le principal mode d'évacuation des eaux usées du ménage est un coin dans la concession et semble exister dans les modalités, prière de prendre attache avec le QG pour plus d'explication afin de la classer bien.</w:t>
       </w:r>
     </w:p>
     <w:p>
@@ -5539,6 +5539,29 @@
         <w:t xml:space="preserve">- Avertissement!! La parcelle a comme nom (parcelle1) qui ne semble pas être un bon nom ou contient des lettres, prière de mettre le vrai nom de la parcelle. La superficie de la parcelle parcelle1 selon les mesures GPS est de 10679.09 hectare qui semble élevé ou faible, prière de corriger. </w:t>
         <w:br/>
         <w:t>- Avertissement!! La parcelle a comme nom (parcelle1) qui ne semble pas être un bon nom ou contient des lettres, prière de mettre le vrai nom de la parcelle. Le salaire total payé de toutes catégories confondues par le ménage GNILANE DIOUF pour la main-d'oeuvre non-familiale sur la parcelle parcelle1 au cours de la campagne pour la période des récoltes est de 0 qui semble élevé ou faible. Merci de corriger. La superficie de la parcelle parcelle1 selon les mesures GPS est de 3718.79 hectare qui semble élevé ou faible, prière de corriger.</w:t>
+      </w:r>
+    </w:p>
+    <w:p>
+      <w:r>
+        <w:rPr>
+          <w:b/>
+          <w:color w:val="4672C4"/>
+          <w:sz w:val="22"/>
+        </w:rPr>
+        <w:t>&gt;&gt; Section16c - Cultures</w:t>
+      </w:r>
+    </w:p>
+    <w:p>
+      <w:pPr>
+        <w:ind w:left="283"/>
+      </w:pPr>
+      <w:r>
+        <w:rPr>
+          <w:sz w:val="20"/>
+        </w:rPr>
+        <w:t xml:space="preserve">- La quantité estimée en Kg est incorrecte (Exemple : si le ménage a eu 10 sacs de 100kg = 10*100=1000kg), prière de corriger merci. </w:t>
+        <w:br/>
+        <w:t>- La quantité estimée en Kg est incorrecte (Exemple : si le ménage a eu 10 sacs de 100kg = 10*100=1000kg), prière de corriger merci.</w:t>
       </w:r>
     </w:p>
     <w:p>
@@ -6005,7 +6028,7 @@
         <w:rPr>
           <w:sz w:val="20"/>
         </w:rPr>
-        <w:t>- Prière de changer la branche d'activité diegane senghor, les cultivateurs dont leurs cultures est principalement destiné à la consommation du ménage sont des (Agriculteurs, subsistances) et ceux qui le font avec l'élevage sont des (Agriculteurs et eleveurs, subsistances). Nombre de mois exercé par diegane senghor dans l'emploi au cours des 12 derniers mois semble faible, veuillez corriger s'il vous plait ou comfirmer avec le QG. Avertissement!! Le montant de diegane senghor semble trop faible pour un revenu net gagné par an. Veuillez, s'il vous plaît, confirmer cette information avec le QG ou la corriger.</w:t>
+        <w:t>- Prière de changer la branche d'activité diegane senghor, les cultivateurs dont leurs cultures est principalement destiné à la consommation du ménage sont des (Agriculteurs, subsistances) et ceux qui le font avec l'élevage sont des (Agriculteurs et eleveurs, subsistances). Nombre de mois exercé par diegane senghor dans l'emploi au cours des 12 derniers mois semble faible, veuillez corriger s'il vous plait ou comfirmer avec le QG.</w:t>
       </w:r>
     </w:p>
     <w:p>
@@ -6026,7 +6049,7 @@
         <w:rPr>
           <w:sz w:val="20"/>
         </w:rPr>
-        <w:t>- La dernière fois que vous avez acheté Lait frais de vache est dans un autr menage et semble exister dans les modalités, prière de prendre attache avec le QG pour plus d'explication afin de la classer bien. Attention ! Le prix unitaire d'achat (1200 Fcfa) de Pomme de terre en Kg (taille unique) est relativement élevé par rapport aux autres prix observés dans cette zone. Prière de corriger ou de confirmer avec le QG. Attention ! Le prix unitaire d'achat (400 Fcfa) de Eau minérale/filtrée en sachet en Sachets industriel (Grand) est relativement élevé par rapport aux autres prix observés dans cette zone. Prière de corriger ou de confirmer avec le QG. Avertissement!! La quantité (3.5 litre) du produit Huile de soja  consommée  par le ménage semble très élevé, prière de corriger ou confirmer avec le QG. Avertissement!!! Le ménage a consommé 0.12 Kg taille unique de Farine de blé locale ou importée, cette quantité semble anormale pour une consommation des 7 derniers jours. prière de corriger ou de confirmer avec le QG. Incohérence!! Dans ce ménage, chaque individus consomme par jour 20.84814 Kg  de cereale; Prière de revoir les quantités prises de ces produits. Le prix d'achat unitaire (1041.667 Fcfa) de Farine de blé locale ou importée en Kg de taille taille unique semble élevé, prière de regarder les reponses prises dans les questions s07bq07a s07bq07b s07bq07c s07bq08 pour mieux corriger. Avertissement!!! Le ménage a consommé 14 Paquet Petit de Thé en sachet, cette quantité semble anormale pour une consommation des 7 derniers jours.Prière de corriger ou de confirmer avec le QG. Avertissement!! le prix unitaire (100 Fcfa) de Thé en sachet (unité: Paquet) de taille Petit est très faible ou élevé. Prière de corriger ou de confirmer avec le QG. Avertissement!!! Le ménage a consommé 21 Sachets Moyen de Sucre en poudre , cette quantité semble anormale pour une consommation des 7 derniers jours.Prière de corriger ou de confirmer avec le QG.</w:t>
+        <w:t>- La dernière fois que vous avez acheté Lait frais de vache est dans un autr menage et semble exister dans les modalités, prière de prendre attache avec le QG pour plus d'explication afin de la classer bien. Attention ! Le prix unitaire d'achat (400 Fcfa) de Eau minérale/filtrée en sachet en Sachets industriel (Grand) est relativement élevé par rapport aux autres prix observés dans cette zone. Prière de corriger ou de confirmer avec le QG. Attention ! Le prix unitaire d'achat (50 Fcfa) de Niébé/Haricots secs en Sachets (Petit) est relativement faible par rapport aux autres prix observés dans cette zone. Prière de corriger ou de confirmer avec le QG. Avertissement!! La quantité (3.5 litre) du produit Huile de soja  consommée  par le ménage semble très élevé, prière de corriger ou confirmer avec le QG. Avertissement!!! Le ménage a consommé 0.12 Kg taille unique de Farine de blé locale ou importée, cette quantité semble anormale pour une consommation des 7 derniers jours. prière de corriger ou de confirmer avec le QG. Incohérence!! Dans ce ménage, chaque individus consomme par jour 40.60886 Kg  de cereale; Prière de revoir les quantités prises de ces produits. Le prix d'achat unitaire (1041.667 Fcfa) de Farine de blé locale ou importée en Kg de taille taille unique semble élevé, prière de regarder les reponses prises dans les questions s07bq07a s07bq07b s07bq07c s07bq08 pour mieux corriger. Avertissement!!! Le ménage a consommé 14 Paquet Petit de Thé en sachet, cette quantité semble anormale pour une consommation des 7 derniers jours.Prière de corriger ou de confirmer avec le QG. Avertissement!! le prix unitaire (100 Fcfa) de Thé en sachet (unité: Paquet) de taille Petit est très faible ou élevé. Prière de corriger ou de confirmer avec le QG. Avertissement!!! Le ménage a consommé 21 Sachets Moyen de Sucre en poudre , cette quantité semble anormale pour une consommation des 7 derniers jours.Prière de corriger ou de confirmer avec le QG. Attention ! Le prix unitaire d'achat (175 Fcfa) de Sucre en poudre  en Sachets (Moyen) est relativement élevé par rapport aux autres prix observés dans cette zone. Prière de corriger ou de confirmer avec le QG.</w:t>
       </w:r>
     </w:p>
     <w:p>
@@ -6047,7 +6070,7 @@
         <w:rPr>
           <w:sz w:val="20"/>
         </w:rPr>
-        <w:t xml:space="preserve">- La dernière fois que vous avez acheté Bois de chauffe acheté est dabs un autre menage et semble exister dans les modalités, prière de prendre attache avec le QG pour plus d'explication afin de la classer bien. </w:t>
+        <w:t xml:space="preserve">- La dernière fois que vous avez acheté Bois de chauffe acheté est à la brousse et semble exister dans les modalités, prière de prendre attache avec le QG pour plus d'explication afin de la classer bien. </w:t>
         <w:br/>
         <w:t>-  La dernière fois que vous avez acheté Bois de chauffe ramassé/coupé (estimer la valeur) est à la brousse et semble exister dans les modalités, prière de prendre attache avec le QG pour plus d'explication afin de la classer bien.</w:t>
       </w:r>
@@ -6080,27 +6103,6 @@
           <w:color w:val="4672C4"/>
           <w:sz w:val="22"/>
         </w:rPr>
-        <w:t>&gt;&gt; Section10a - Existence entreprise non agricole</w:t>
-      </w:r>
-    </w:p>
-    <w:p>
-      <w:pPr>
-        <w:ind w:left="283"/>
-      </w:pPr>
-      <w:r>
-        <w:rPr>
-          <w:sz w:val="20"/>
-        </w:rPr>
-        <w:t>- Avertissement!!! Le ménage de AMY SENGHOR a comme taille 10 personnes dont ils vivent à FATICK Urbain et aucune d'entre ne possède une entreprise non agricole, prière de revoir cette partie de la section 10 de ce menage.</w:t>
-      </w:r>
-    </w:p>
-    <w:p>
-      <w:r>
-        <w:rPr>
-          <w:b/>
-          <w:color w:val="4672C4"/>
-          <w:sz w:val="22"/>
-        </w:rPr>
         <w:t>&gt;&gt; Section11 - Caracteristiques logement</w:t>
       </w:r>
     </w:p>
@@ -6156,9 +6158,9 @@
         <w:rPr>
           <w:sz w:val="20"/>
         </w:rPr>
+        <w:t xml:space="preserve">- Avertissement!! La parcelle a comme nom (parcelle 1 champ mbethie) qui ne semble pas être un bon nom ou contient des lettres, prière de mettre le vrai nom de la parcelle. La superficie de la parcelle parcelle 1 champ mbethie selon l'exploitant est de .5 Mètre Carré (m^2) qui semble faible ou l'estimation ne semble pas bonne. Prière de corriger. La quantité de fumure appliquée dans la parcelle parcelle 1 champ mbethie est de 200 Kg qui semble élevé ou ne sait pas, prière de fournir d'effort pour estimer la quantité afin de corriger. La superficie de la parcelle parcelle 1 champ mbethie selon les mesures GPS est de 3092.02 hectare qui semble élevé ou faible, prière de corriger. Le document légal (titre, acte, certificat etc. ) qui affirme votre possession de la parcelle parcelle 1 champ mbethie est  et semble exister dans les modalités, prière de prendre attache avec le QG pour plus d'explication afin de la classer bien. </w:t>
+        <w:br/>
         <w:t xml:space="preserve">- Avertissement!! La parcelle a comme nom (parcelle 1 champ mbethie) qui ne semble pas être un bon nom ou contient des lettres, prière de mettre le vrai nom de la parcelle. La superficie de la parcelle parcelle 1 champ mbethie selon l'exploitant est de .5 Mètre Carré (m^2) qui semble faible ou l'estimation ne semble pas bonne. Prière de corriger. La superficie de la parcelle parcelle 1 champ mbethie selon les mesures GPS est de 2584.72 hectare qui semble élevé ou faible, prière de corriger. Le document légal (titre, acte, certificat etc. ) qui affirme votre possession de la parcelle parcelle 1 champ mbethie est  et semble exister dans les modalités, prière de prendre attache avec le QG pour plus d'explication afin de la classer bien. </w:t>
-        <w:br/>
-        <w:t xml:space="preserve">- Avertissement!! La parcelle a comme nom (parcelle 1 champ mbethie) qui ne semble pas être un bon nom ou contient des lettres, prière de mettre le vrai nom de la parcelle. La superficie de la parcelle parcelle 1 champ mbethie selon l'exploitant est de .5 Mètre Carré (m^2) qui semble faible ou l'estimation ne semble pas bonne. Prière de corriger. La superficie de la parcelle parcelle 1 champ mbethie selon les mesures GPS est de 3092.02 hectare qui semble élevé ou faible, prière de corriger. Le document légal (titre, acte, certificat etc. ) qui affirme votre possession de la parcelle parcelle 1 champ mbethie est  et semble exister dans les modalités, prière de prendre attache avec le QG pour plus d'explication afin de la classer bien. </w:t>
         <w:br/>
         <w:t>- La superficie de la parcelle parcelle champ bane selon les mesures GPS est de 2012.64 hectare qui semble élevé ou faible, prière de corriger. Le document légal (titre, acte, certificat etc. ) qui affirme votre possession de la parcelle parcelle champ bane est  et semble exister dans les modalités, prière de prendre attache avec le QG pour plus d'explication afin de la classer bien.</w:t>
       </w:r>
@@ -6550,6 +6552,27 @@
           <w:color w:val="4672C4"/>
           <w:sz w:val="22"/>
         </w:rPr>
+        <w:t>&gt;&gt; Section0 - Identification et renseignements de controle</w:t>
+      </w:r>
+    </w:p>
+    <w:p>
+      <w:pPr>
+        <w:ind w:left="283"/>
+      </w:pPr>
+      <w:r>
+        <w:rPr>
+          <w:sz w:val="20"/>
+        </w:rPr>
+        <w:t>- Le questionnaire semble ne pas être complètement fini mais le questionnaire est en statut complet, prière de compléter le questionnaire.</w:t>
+      </w:r>
+    </w:p>
+    <w:p>
+      <w:r>
+        <w:rPr>
+          <w:b/>
+          <w:color w:val="4672C4"/>
+          <w:sz w:val="22"/>
+        </w:rPr>
         <w:t>&gt;&gt; Section1 - Caracteristiques des membres</w:t>
       </w:r>
     </w:p>
@@ -6603,7 +6626,7 @@
         <w:rPr>
           <w:sz w:val="20"/>
         </w:rPr>
-        <w:t>- Attention ! Le prix unitaire d'achat (200 Fcfa) de Feuilles de  Haricot en Tas (Petit) est relativement élevé par rapport aux autres prix observés dans cette zone. Prière de corriger ou de confirmer avec le QG. Attention ! Le prix unitaire d'achat (200 Fcfa) de Poireau en Tas (Moyen) est relativement élevé par rapport aux autres prix observés dans cette zone. Prière de corriger ou de confirmer avec le QG. Attention ! Le prix unitaire d'achat (2000 Fcfa) de Pomme de terre en Kg (taille unique) est relativement élevé par rapport aux autres prix observés dans cette zone. Prière de corriger ou de confirmer avec le QG. Attention ! Le prix unitaire d'achat (250 Fcfa) de Piment séché en Sachets (Moyen) est relativement élevé par rapport aux autres prix observés dans cette zone. Prière de corriger ou de confirmer avec le QG. Incohérence!! Dans ce ménage, chaque individus consomme par jour 202.45 Kg  de cereale; Prière de revoir les quantités prises de ces produits. Incohérence!! Dans ce ménage, chaque individus consomme par jour 202.45 Kg  de cereale; Prière de revoir les quantités prises de ces produits.</w:t>
+        <w:t>- Attention ! Le prix unitaire d'achat (125 Fcfa) de Œufs frais en Pièce (taille unique) est relativement élevé par rapport aux autres prix observés dans cette zone. Prière de corriger ou de confirmer avec le QG. Attention ! Le prix unitaire d'achat (200 Fcfa) de Feuilles de  Haricot en Tas (Petit) est relativement élevé par rapport aux autres prix observés dans cette zone. Prière de corriger ou de confirmer avec le QG. Attention ! Le prix unitaire d'achat (200 Fcfa) de Poireau en Tas (Moyen) est relativement élevé par rapport aux autres prix observés dans cette zone. Prière de corriger ou de confirmer avec le QG. Attention ! Le prix unitaire d'achat (2000 Fcfa) de Pomme de terre en Kg (taille unique) est relativement élevé par rapport aux autres prix observés dans cette zone. Prière de corriger ou de confirmer avec le QG. Attention ! Le prix unitaire d'achat (250 Fcfa) de Piment séché en Sachets (Moyen) est relativement élevé par rapport aux autres prix observés dans cette zone. Prière de corriger ou de confirmer avec le QG. Incohérence!! Dans ce ménage, chaque individus consomme par jour 372.9286 Kg  de cereale; Prière de revoir les quantités prises de ces produits. Incohérence!! Dans ce ménage, chaque individus consomme par jour 372.9286 Kg  de cereale; Prière de revoir les quantités prises de ces produits.</w:t>
       </w:r>
     </w:p>
     <w:p>
@@ -6666,7 +6689,7 @@
         <w:rPr>
           <w:sz w:val="20"/>
         </w:rPr>
-        <w:t>- Le montant dépensé de L'entreprise Vente de sucre de thé d’arachide grillées etc pour l'achat de ces marchandises revendues en état, sans transformation ne peut être supérieur aux montants obtenus sur la revente de marchandises achetées et revendues en état au cours des 30 derniers jours ou durant le dernier mois où l'entreprise a fonctionné (s10q47 &gt; s10q46), prière de corriger. Cette entreprise Vente de sucre de thé d’arachide grillées etc dit avoir obtenu une valeur sur les marchandises vendu en etat, les marchandises vendu après transformation et les services rendus. Prière de corriger. Cette entreprise Vente de sucre de thé d’arachide grillées etc dit avoir obtenu une valeur sur les marchandises vendu en etat et les marchandises vendu après transformation. L'entreprise Vente de sucre de thé d’arachide grillées etc est généralement une entreprise commerciale ou de service dont elle ne depense pas en achat de matières premières.Elle ne transforme pas de produit donc ne peut pas obtenir un montant sur la vente des produits transformés (10.48 ou 10.49). Prière de mettre 0 pour ces questions si elles ne font pas de transformation.</w:t>
+        <w:t>- Cette entreprise Vente de sucre de thé d’arachide grillées etc dit avoir obtenu une valeur sur les marchandises vendu en etat, les marchandises vendu après transformation et les services rendus. Prière de corriger. Cette entreprise Vente de sucre de thé d’arachide grillées etc dit avoir obtenu une valeur sur les marchandises vendu en etat et les marchandises vendu après transformation. L'entreprise Vente de sucre de thé d’arachide grillées etc est généralement une entreprise commerciale ou de service dont elle ne depense pas en achat de matières premières.Elle ne transforme pas de produit donc ne peut pas obtenir un montant sur la vente des produits transformés (10.48 ou 10.49). Prière de mettre 0 pour ces questions si elles ne font pas de transformation.</w:t>
       </w:r>
     </w:p>
     <w:p>
@@ -7176,34 +7199,11 @@
         <w:rPr>
           <w:sz w:val="20"/>
         </w:rPr>
-        <w:t xml:space="preserve">- || </w:t>
-        <w:br/>
         <w:t xml:space="preserve">- Attention ! Le nombre de jours que Daba Faye a travaillés par mois semble être inférieur à 15. Veuillez, s'il vous plaît, confirmer cette information. </w:t>
         <w:br/>
         <w:t xml:space="preserve">- Attention ! Le nombre de jours que Seynabou Ndour a travaillés par mois semble être inférieur à 15. Veuillez, s'il vous plaît, confirmer cette information. </w:t>
         <w:br/>
         <w:t>- Incohérence détectée ! Il semble peu probable que Diery Ndour occupe un emploi pour l'ETAT/collectivités locales ou dans une entreprise publique/parapublique tout en travaillant moins de 20 jours par mois. Veuillez, s'il vous plaît, corriger cette information. Attention ! Le nombre de jours que Diery Ndour a travaillés par mois semble être inférieur à 15. Veuillez, s'il vous plaît, confirmer cette information. Incohérence détectée ! Il semble peu probable que Diery Ndour occupe un emploi pour l'ETAT/collectivités locales ou dans une entreprise publique/parapublique tout en travaillant moins de  6h par jour. Veuillez, s'il vous plaît, corriger cette information.</w:t>
-      </w:r>
-    </w:p>
-    <w:p>
-      <w:r>
-        <w:rPr>
-          <w:b/>
-          <w:color w:val="4672C4"/>
-          <w:sz w:val="22"/>
-        </w:rPr>
-        <w:t>&gt;&gt; Section6 - Epargne et credit</w:t>
-      </w:r>
-    </w:p>
-    <w:p>
-      <w:pPr>
-        <w:ind w:left="283"/>
-      </w:pPr>
-      <w:r>
-        <w:rPr>
-          <w:sz w:val="20"/>
-        </w:rPr>
-        <w:t>- Le montant nominal devant être rembourser chaque mois de Diery Ndour semble elevé pour le premier crédit immobilier, veuillez revoir cette partie et corriger ou confirmer avec le QG.</w:t>
       </w:r>
     </w:p>
     <w:p>
@@ -7224,7 +7224,7 @@
         <w:rPr>
           <w:sz w:val="20"/>
         </w:rPr>
-        <w:t>- Attention ! Le prix unitaire d'achat (1250 Fcfa) de Sucre en poudre  en Kg (taille unique) est relativement élevé par rapport aux autres prix observés dans cette zone. Prière de corriger ou de confirmer avec le QG. Attention ! Le prix unitaire d'achat (200 Fcfa) de Silure séché en Morceau (Portion) (Petit) est relativement élevé par rapport aux autres prix observés dans cette zone. Prière de corriger ou de confirmer avec le QG. Attention ! Le prix unitaire d'achat (250 Fcfa) de Piment séché en Sachets (Moyen) est relativement élevé par rapport aux autres prix observés dans cette zone. Prière de corriger ou de confirmer avec le QG. Attention ! Le prix unitaire d'achat (250 Fcfa) de Poivre en Sachets (Moyen) est relativement élevé par rapport aux autres prix observés dans cette zone. Prière de corriger ou de confirmer avec le QG. Attention ! Le prix unitaire d'achat (500 Fcfa) de Poisson frais type 9 en Tas (Moyen) est relativement faible par rapport aux autres prix observés dans cette zone. Prière de corriger ou de confirmer avec le QG. Avertissement!!! Le ménage a consommé 5 Paquet Petit de Thé en sachet, cette quantité semble anormale pour une consommation des 7 derniers jours.Prière de corriger ou de confirmer avec le QG. Avertissement!! le prix unitaire (125 Fcfa) de Thé en sachet (unité: Paquet) de taille Petit est très faible ou élevé. Prière de corriger ou de confirmer avec le QG. Incohérence!! Dans ce ménage, chaque individus consomme par jour 26.07524 Kg  de cereale; Prière de revoir les quantités prises de ces produits.</w:t>
+        <w:t>- Attention ! Le prix unitaire d'achat (200 Fcfa) de Choux en Morceau (Portion) (Moyen) est relativement élevé par rapport aux autres prix observés dans cette zone. Prière de corriger ou de confirmer avec le QG. Attention ! Le prix unitaire d'achat (250 Fcfa) de Piment séché en Sachets (Moyen) est relativement élevé par rapport aux autres prix observés dans cette zone. Prière de corriger ou de confirmer avec le QG. Attention ! Le prix unitaire d'achat (500 Fcfa) de Poisson frais type 9 en Tas (Moyen) est relativement faible par rapport aux autres prix observés dans cette zone. Prière de corriger ou de confirmer avec le QG. Avertissement!!! Le ménage a consommé 5 Paquet Petit de Thé en sachet, cette quantité semble anormale pour une consommation des 7 derniers jours.Prière de corriger ou de confirmer avec le QG. Avertissement!! le prix unitaire (125 Fcfa) de Thé en sachet (unité: Paquet) de taille Petit est très faible ou élevé. Prière de corriger ou de confirmer avec le QG.</w:t>
       </w:r>
     </w:p>
     <w:p>
@@ -7335,7 +7335,30 @@
         <w:rPr>
           <w:sz w:val="20"/>
         </w:rPr>
+        <w:t xml:space="preserve">- La quantité estimée en Kg est incorrecte (Exemple : si le ménage a eu 10 sacs de 100kg = 10*100=1000kg), prière de corriger merci. </w:t>
+        <w:br/>
         <w:t>- La quantité estimée en Kg est incorrecte (Exemple : si le ménage a eu 10 sacs de 100kg = 10*100=1000kg), prière de corriger merci.</w:t>
+      </w:r>
+    </w:p>
+    <w:p>
+      <w:r>
+        <w:rPr>
+          <w:b/>
+          <w:color w:val="4672C4"/>
+          <w:sz w:val="22"/>
+        </w:rPr>
+        <w:t>&gt;&gt; Section16d - Utilisation de la production</w:t>
+      </w:r>
+    </w:p>
+    <w:p>
+      <w:pPr>
+        <w:ind w:left="283"/>
+      </w:pPr>
+      <w:r>
+        <w:rPr>
+          <w:sz w:val="20"/>
+        </w:rPr>
+        <w:t>- ||  ||</w:t>
       </w:r>
     </w:p>
     <w:p>
@@ -7773,27 +7796,6 @@
           <w:color w:val="4672C4"/>
           <w:sz w:val="22"/>
         </w:rPr>
-        <w:t>&gt;&gt; Section4b - Emploi - Activite principale</w:t>
-      </w:r>
-    </w:p>
-    <w:p>
-      <w:pPr>
-        <w:ind w:left="283"/>
-      </w:pPr>
-      <w:r>
-        <w:rPr>
-          <w:sz w:val="20"/>
-        </w:rPr>
-        <w:t>- Attention! le nombre d'heure que Dior sene a travaillé par jour semble être inferieur à 4, veuillez s'il vous plait confirmer cette information avec le QG.</w:t>
-      </w:r>
-    </w:p>
-    <w:p>
-      <w:r>
-        <w:rPr>
-          <w:b/>
-          <w:color w:val="4672C4"/>
-          <w:sz w:val="22"/>
-        </w:rPr>
         <w:t>&gt;&gt; Section7b - Consommation alimentaire - 7 jours</w:t>
       </w:r>
     </w:p>
@@ -7806,27 +7808,6 @@
           <w:sz w:val="20"/>
         </w:rPr>
         <w:t>- Avertissement!!! Le ménage a consommé 28 Cuillère Petit de Chocolat pâte à tartiner, cette quantité semble anormale pour une consommation des 7 derniers jours.Prière de corriger ou de confirmer avec le QG.</w:t>
-      </w:r>
-    </w:p>
-    <w:p>
-      <w:r>
-        <w:rPr>
-          <w:b/>
-          <w:color w:val="4672C4"/>
-          <w:sz w:val="22"/>
-        </w:rPr>
-        <w:t>&gt;&gt; Section10b - caracteristiques entreprise non agricole</w:t>
-      </w:r>
-    </w:p>
-    <w:p>
-      <w:pPr>
-        <w:ind w:left="283"/>
-      </w:pPr>
-      <w:r>
-        <w:rPr>
-          <w:sz w:val="20"/>
-        </w:rPr>
-        <w:t>- Le montant dépensé de L'entreprise commerce de produit alimentaire pour l'achat de ces marchandises revendues en état, sans transformation ne peut être supérieur aux montants obtenus sur la revente de marchandises achetées et revendues en état au cours des 30 derniers jours ou durant le dernier mois où l'entreprise a fonctionné (s10q47 &gt; s10q46), prière de corriger. Incohérence! L'entreprise commerce de produit alimentaire a depensé pour l'achat des marchandises revendues en état (s10q47 different de 0) mais dit n'avoir réçu aucune somme sur la revente de ces marchandises achetées et revendues en état (s10q46 est égal à 0), prière de fournir d'effort pour estimer le montant obtenu sur la revente de ces marchandises achetées et revendues en état. Le montant dépensé de l'entreprise commerce de produit alimentaire en achat de matières premières pour les produits vendus au cours des 30 derniers jours ou durant le dernier mois où l'entreprise a fonctionné ne peut pas être supéreur aux montants obtenus sur la vente de produits transformés par l'entreprise au cours de cette même période où l'entreprise a fonctionné (s10q49 &gt; s10q48), prière de corriger. L'entreprise commerce de produit alimentaire a depensé en achat de matières premières pour les produits vendus (s10q49 different de 0) mais dit n'avoir réçu aucune somme sur la vente de produits transformés (s10q48 est égal à 0), prière de fournir de l'effort pour estimer le montant obtenu sur la vente vente de produits transformés. L'entreprise commerce de produit alimentaire existe dit n'avoir pas fait la revente de marchandises achetées et revendues en état, aussi le montant obtenus sur la vente de produits transformés par l'entreprise  n'a reçu aucune somme sur les reventes (s10q46=0 &amp; s10q48=0 &amp; s10q50=0); alors s'agit-il de quelle entreprise ? L'entreprise commerce de produit alimentaire est généralement une entreprise commerciale ou de service dont elle ne depense pas en achat de matières premières.Elle ne transforme pas de produit donc ne peut pas obtenir un montant sur la vente des produits transformés (10.48 ou 10.49). Prière de mettre 0 pour ces questions si elles ne font pas de transformation.</w:t>
       </w:r>
     </w:p>
     <w:p>
@@ -7868,7 +7849,7 @@
         <w:rPr>
           <w:sz w:val="20"/>
         </w:rPr>
-        <w:t>- Attention ! Table à manger  (table + chaises) a été achété à 250000 Fcfa est relativement élevé par rapport aux autres prix d'achat observés dans cette zone. Prière de corriger ou de confirmer avec le QG.</w:t>
+        <w:t>- Attention ! Cuisinière à gaz ou électrique a été achété à 50000 Fcfa est relativement faible par rapport aux autres prix d'achat observés dans cette zone. Prière de corriger ou de confirmer avec le QG.</w:t>
       </w:r>
     </w:p>
     <w:p>
